--- a/docs/zh/resource/MindSDK 7.3.0 virus scan report.docx
+++ b/docs/zh/resource/MindSDK 7.3.0 virus scan report.docx
@@ -31,6 +31,7 @@
     </w:p>
     <w:p>
       <w:pPr>
+        <w:pStyle w:val="1"/>
         <w:spacing w:before="200"/>
         <w:jc w:val="center"/>
         <w:rPr>
@@ -247,10 +248,6 @@
     <w:p>
       <w:pPr>
         <w:pStyle w:val="a3"/>
-        <w:numPr>
-          <w:ilvl w:val="0"/>
-          <w:numId w:val="2"/>
-        </w:numPr>
         <w:ind w:firstLineChars="0"/>
         <w:rPr>
           <w:rFonts w:ascii="Times New Roman" w:hAnsi="Times New Roman" w:cs="Times New Roman"/>
@@ -263,7 +260,7 @@
           <w:rFonts w:ascii="Times New Roman" w:hAnsi="Times New Roman" w:cs="Times New Roman"/>
           <w:color w:val="auto"/>
         </w:rPr>
-        <w:br w:type="page"/>
+        <w:t>1. Scan Detail</w:t>
       </w:r>
       <w:r>
         <w:rPr>
@@ -271,8 +268,6 @@
           <w:b/>
           <w:color w:val="auto"/>
         </w:rPr>
-        <w:lastRenderedPageBreak/>
-        <w:t>Scan Detail</w:t>
       </w:r>
     </w:p>
     <w:tbl>
@@ -1005,10 +1000,6 @@
     <w:p>
       <w:pPr>
         <w:pStyle w:val="a3"/>
-        <w:numPr>
-          <w:ilvl w:val="0"/>
-          <w:numId w:val="2"/>
-        </w:numPr>
         <w:ind w:firstLineChars="0"/>
         <w:rPr>
           <w:rFonts w:ascii="Times New Roman" w:hAnsi="Times New Roman" w:cs="Times New Roman"/>
@@ -1022,7 +1013,7 @@
           <w:b/>
           <w:color w:val="auto"/>
         </w:rPr>
-        <w:t>Virus File List</w:t>
+        <w:t>2. Virus File List</w:t>
       </w:r>
       <w:r>
         <w:rPr>
@@ -1030,7 +1021,6 @@
           <w:b/>
           <w:color w:val="auto"/>
         </w:rPr>
-        <w:t xml:space="preserve"> </w:t>
       </w:r>
     </w:p>
     <w:p>
@@ -1044,10 +1034,6 @@
     <w:p>
       <w:pPr>
         <w:pStyle w:val="a3"/>
-        <w:numPr>
-          <w:ilvl w:val="0"/>
-          <w:numId w:val="2"/>
-        </w:numPr>
         <w:ind w:firstLineChars="0"/>
         <w:rPr>
           <w:rFonts w:ascii="Times New Roman" w:hAnsi="Times New Roman" w:cs="Times New Roman"/>
@@ -1061,7 +1047,7 @@
           <w:b/>
           <w:color w:val="auto"/>
         </w:rPr>
-        <w:t>Exception File List</w:t>
+        <w:t>3. Exception File List</w:t>
       </w:r>
     </w:p>
     <w:p>
@@ -1075,10 +1061,6 @@
     <w:p>
       <w:pPr>
         <w:pStyle w:val="a3"/>
-        <w:numPr>
-          <w:ilvl w:val="0"/>
-          <w:numId w:val="2"/>
-        </w:numPr>
         <w:ind w:firstLineChars="0"/>
         <w:rPr>
           <w:rFonts w:ascii="Times New Roman" w:hAnsi="Times New Roman" w:cs="Times New Roman"/>
@@ -1092,7 +1074,7 @@
           <w:b/>
           <w:color w:val="auto"/>
         </w:rPr>
-        <w:t>Task Base Information</w:t>
+        <w:t>4. Task Base Information</w:t>
       </w:r>
     </w:p>
     <w:tbl>
@@ -1223,6 +1205,7 @@
         </w:object>
       </w:r>
     </w:p>
+    <w:p/>
     <w:sectPr>
       <w:headerReference w:type="default" r:id="rId11"/>
       <w:footerReference w:type="default" r:id="rId12"/>
